--- a/example_articles/states/North Carolina/6.states_North Carolina_Other_publisher.docx
+++ b/example_articles/states/North Carolina/6.states_North Carolina_Other_publisher.docx
@@ -27,17 +27,17 @@
     </w:p>
     <w:p>
       <w:r>
-        <w:t>Source File: Other publishers/Files (500) (28).DOCX</w:t>
+        <w:t>Source file: Other publishers/Files (500) (28).DOCX</w:t>
       </w:r>
     </w:p>
     <w:p>
       <w:r>
-        <w:t>Raw locations result: ['North Carolina']</w:t>
+        <w:t>Raw locations result, 'locations': ['North Carolina']</w:t>
       </w:r>
     </w:p>
     <w:p>
       <w:r>
-        <w:t>states_stand_flat (Standardized): North Carolina</w:t>
+        <w:t>Standardized locations result, 'states_stand_flat': North Carolina</w:t>
       </w:r>
     </w:p>
     <w:p>

--- a/example_articles/states/North Carolina/6.states_North Carolina_Other_publisher.docx
+++ b/example_articles/states/North Carolina/6.states_North Carolina_Other_publisher.docx
@@ -7,7 +7,11 @@
         <w:pStyle w:val="Heading1"/>
       </w:pPr>
       <w:r>
-        <w:t>PARTNERSHIPS THAT UNITE MANY IN FAITH CITY, SUBURBAN CHURCHES HELP EACH OTHER IN SURPRISING WAYS.</w:t>
+        <w:t>ECONOMIC OPPORTUNITIES, IMPROVED RACIAL ATTITUDES, FAMILY AND CULTURAL TIES;</w:t>
+        <w:br/>
+        <w:t>GREATLY ACCELERATE THE MIGRATION.;</w:t>
+        <w:br/>
+        <w:t>MORE BLACK AMERICANS MOVING TO SOUTH</w:t>
       </w:r>
     </w:p>
     <w:p>
@@ -17,17 +21,17 @@
     </w:p>
     <w:p>
       <w:r>
-        <w:t>Date: 2000-02-22</w:t>
+        <w:t>Date: 1998-01-29</w:t>
       </w:r>
     </w:p>
     <w:p>
       <w:r>
-        <w:t>Section: FEATURES MAGAZINE: LIFESTYLE; Pg. F01</w:t>
+        <w:t>Section: NATIONAL,</w:t>
       </w:r>
     </w:p>
     <w:p>
       <w:r>
-        <w:t>Source file: Other publishers/Files (500) (28).DOCX</w:t>
+        <w:t>Source file: Other publishers/Files (500) (14).DOCX</w:t>
       </w:r>
     </w:p>
     <w:p>
@@ -49,93 +53,51 @@
     </w:p>
     <w:p>
       <w:r>
-        <w:t>Step into cathedral-size Bryn Mawr Presbyterian Church on a Sunday morning, and you rub cashmere-clad elbows with hundreds of the most prosperous white families on the Main Line.</w:t>
+        <w:t>Black migration to the South from other parts of the country has accelerated dramatically in the 1990s, a new study concludes.</w:t>
         <w:br/>
-        <w:t>Step inside West Philadelphia's Reeve Memorial United Presbyterian Church around the same time of day and you find yourself at worship with about 60 neatly dressed African Americans, most of them working-class.</w:t>
+        <w:t>Economic opportunities, improved racial attitudes and longtime cultural and family ties have drawn blacks to the South in record numbers since 1990, according to William Frey, a University of Michigan demographer whose study appears in the February issue of ''Population Today.''</w:t>
         <w:br/>
-        <w:t>The most segregated hour of each week may still be Sundays at 11 a.m., when so many Christians attend church with only their own race and class.</w:t>
+        <w:t>The accelerated rate of migration is due largely to black Americans abandoning the West, particularly California, where hopes of economic prosperity and racial tolerance have not been realized, according to Frey's study.</w:t>
         <w:br/>
-        <w:t>But come back to Reeve Memorial at 50th and Aspen Streets on a Monday afternoon.</w:t>
+        <w:t>The study found that Atlanta, for the first time since net black migration to the South was first detected in the early 1970s, has led all other metropolitan areas in total black population gains with 159,830 new black residents since 1990.</w:t>
         <w:br/>
-        <w:t>Step down the cement stairs and push open the steel door to the brightly lighted basement. Here, you will find a dozen members of Bryn Mawr Presbyterian, hunched over books and homework with the children of Reeve Memorial and the neighborhood.</w:t>
+        <w:t>''Atlanta is to black America what Harlem was to black America during the great migrations earlier in the century,'' said Raymond Winbush, director of the Race Relations Institute at Fisk University in Nashville.</w:t>
         <w:br/>
-        <w:t>Since last year, Reeve Memorial and Bryn Mawr Presbyterian have been in partnership, albeit limited, striving to bridge the social and racial divides that have isolated so many churches in America for so long. Such partnerships between prosperous suburban and poorer urban congregations are a growing phenomenon, according to area church leaders.</w:t>
+        <w:t>''Atlanta is perceived as a place of golden opportunity, with a culture in which African Americans want to raise their kids - just the way California was 20 years ago,'' added Winbush.</w:t>
         <w:br/>
-        <w:t>"Hey! Mr. Alan!" 9-year-old Allen Wilson called out last Monday as Alan England, 63, of Wayne, came down the stairs at Reeve.</w:t>
+        <w:t>But David Bositis, the chief researcher at the Center for Political and Economic Studies, the country's leading African American research center, suggested that black migration to the South is merely a part of the overall pattern of Americans seeking economic opportunity in the South.</w:t>
         <w:br/>
-        <w:t>Seconds after England, a sales executive for a major electronics firm, had hung up his coat, Allen had seized his hand and led him literally by the finger to a table. Moments later, the two sat with their arms around each other, reviewing Allen's homework.</w:t>
+        <w:t>''The South is where it is happening,'' Bositis said. ''That's where the opportunities are. That's where the growth is. So whites, as well as blacks, are migrating there.''</w:t>
         <w:br/>
-        <w:t>"What they give me as an adult is profound. The least I can give is attention," England, a grandfather, explained later, as Allen and the other children ate red-sprinkled Valentine cupcakes.</w:t>
+        <w:t>Black people are leaving the West in the 1990s with the same enthusiasm as they abandoned economically deteriorating cities of the Northeast and Midwest in the 1970s and 1980s, according to Frey.</w:t>
         <w:br/>
-        <w:t>Traveling regularly into West Philadelphia "helps one get a handle on one's prejudices," England said. But knowing the names of black children, looking for one another as you come through the door, and curling up arm-in-arm have taught him a larger lesson.</w:t>
+        <w:t>The willing return of black people to a region that once had the harshest racial segregation laws in the country reflects dramatic improvements in race relations, at least among the middle-class professional blacks and whites who are moving to the region.</w:t>
         <w:br/>
-        <w:t>"It isn't about how far we as a society have to go," said England. "It's about how little one has to do to break down barriers."</w:t>
+        <w:t>''There is no doubt that the 1998 political climate (in the South) is less hostile,'' said Julian Bond, a longtime civil rights activist in the South who now lectures at the University of Virginia.</w:t>
         <w:br/>
-        <w:t>Statistics on congregational partnerships of this nature are hard to come by. Some denominations don't organize or monitor them, and those who do say some partnerships are just too new or modest or informal to reach headquarters.</w:t>
+        <w:t>And for middle-class black professionals, cities like Atlanta seem to offer ''a large and welcoming community of like-minded and equally accomplished blacks'' as well as ''an escape from the stereotypical 'Northern' hurly-burly, unfriendly world of work,'' he added.</w:t>
         <w:br/>
-        <w:t>But nearly all church leaders agree that class and racial separation violates the fundamental Christian ideal of unity in Christ. Urban-suburban partnerships offer one way of breaking down those walls.</w:t>
+        <w:t>Frey's study noted, for example, that the black people who are migrating to the South are moving into suburbs rather than into cities.</w:t>
         <w:br/>
-        <w:t>"We've been strongly encouraging this kind of connection and partnership," the Rev. Peter D. Weaver, bishop of the United Methodist Church's Eastern Pennsylvania Conference, said last week.</w:t>
+        <w:t>But Bond cautioned that some black people, migrating to a region of familial and cultural ties, may be romanticizing the Southern past as pastoral, peaceful and communitarian.</w:t>
         <w:br/>
-        <w:t>"We find both the urban and suburban congregations being transformed as these partnerships are built."</w:t>
+        <w:t>''Sober reflection reveals that past to have been harsh, unforgiving, riven with class divisions and extremely restrictive racially,'' he said.</w:t>
         <w:br/>
-        <w:t>The terms partner and partnership are the verb and noun of choice as concerned congregations seek to go beyond the rich-church paternalism of past decades.</w:t>
+        <w:t>Mary Thornberry, a professor at Davidson University in North Carolina, also cautioned that competition for jobs in the South, particularly among working-class whites, is as likely today as in the past to generate racial hostilities in the region.</w:t>
         <w:br/>
-        <w:t>"We do not call it adoption. We're very sensitive about that," said the Rev. Cynthia Krommes, who helps coordinate urban-suburban congregational partnerships for the Lutheran Synod of Southeastern Pennsylvania.</w:t>
+        <w:t>''Working-class whites are less welcoming, whatever the class of the newcomers,'' she said. ''Job competition is more real here and the school situation is likely to be tense at best.''</w:t>
         <w:br/>
-        <w:t>"We're really trying to take seriously the idea that both congregations have much to give to one another, not that the suburban partner is going to 'show you how to do it.' "</w:t>
+        <w:t>The migration of black people to the South also has profound social and political implications for the rest of the country, according to experts. The United States is becoming increasingly diverse ethnically, but minority groups are concentrating regionally.</w:t>
         <w:br/>
-        <w:t>Picnics, summer camps, shared committees, building repairs, youth sports programs, and exchanges of choirs are some of the ways that the members of two very different congregations "can deal with their racial differences and expectations, learn names, and get to know one another," according to Mrs. Krommes, who estimates there are 12 established partnerships in the 200-church synod, and 12 in formation.</w:t>
+        <w:t>Frey found, for example, that with the accelerated migration of black people to the South between 1990 and 1996, the region is now home to 53 percent of all African Americans. The West, on the other hand, is home to 45 percent of the nation's Hispanics and 53 percent of its Asians.</w:t>
         <w:br/>
-        <w:t>Getting past feelings of "benevolence or colonialism can be very difficult on both sides," said the Rev. Thomas Kadel, associate pastor of Christ Lutheran Church in Kulpsville, Montgomery County.</w:t>
+        <w:t>''It's not a national picture of diversity by any means,'' Frey said in a telephone interview yesterday. ''Nationally we're diverse, but locally we're quite segmented.''</w:t>
         <w:br/>
-        <w:t>His church has been in partnership with Mediator Lutheran Church at 28th and Cambria Streets in North Philadelphia for 20 years.</w:t>
+        <w:t>Bond said this trend could exacerbate racial and ethnic tensions. ''We can't have a diverse America if we geographically separate,'' he said.</w:t>
         <w:br/>
-        <w:t>Their choir exchanges and Christ Lutheran's annual weeklong summer camp, with Mediator children staying in suburban homes, give the 1,000 members of Christ Lutheran "a chance to get to know these folks at Mediator. . . . It makes people three-dimensional."</w:t>
+        <w:t>But Paula McClain, one of Bond's colleagues at the University of Virginia, said the trend could result in increased political clout for African Americans and Latinos.</w:t>
         <w:br/>
-        <w:t>Harry Fletcher, a retired Philadelphia police officer who coordinates Mediator's partnership with Christ Lutheran, remembers "what a culture shock it was" when Mediator's children first visited the green lawns and white clapboard homes of Kulpsville. "We use their Bible camp as an incentive now, to show our kids what they can look forward to" if they set goals, said Fletcher, whose three children have graduated from college.</w:t>
-        <w:br/>
-        <w:t>The 286-parish Archdiocese of Philadelphia does not coordinate or track what it calls "sister parish" relationships, according to a spokeswoman, Cathy Rossi, who said such partnerships are negotiated by pastors.</w:t>
-        <w:br/>
-        <w:t>"Maybe 15 years ago, I told St. Isaac Jogues Parish in Wayne that 'I'd be glad to become your sister,' " the Rev. John McNamee, pastor at St. Malachy's Roman Catholic Church in North Philadelphia, recalled with a laugh last week.</w:t>
-        <w:br/>
-        <w:t>"It's been a great blessing," he said. "The reality is, there's very little money in North Philadelphia but a great deal of prosperity elsewhere."</w:t>
-        <w:br/>
-        <w:t>This year's special collections at St. Isaac's yielded $15,000, he said.</w:t>
-        <w:br/>
-        <w:t>The two choirs sing together twice a year, several parishioners at St. Isaac Jogues support some of his pupils' tuitions, others advise him on finance and building repair, and still others provide "an endless stream" of clothing and foodstuffs for his parishioners.</w:t>
-        <w:br/>
-        <w:t>Forging authentic partnership in the face of inequity has been a challenge for 3,500-member Bryn Mawr Presbyterian and 120-member Reeve Memorial.</w:t>
-        <w:br/>
-        <w:t>The Rev. Patrice Nelson was pastor at Reeve Memorial for three years. Last year, she joined Bryn Mawr as an associate pastor and helps coordinate its fledgling partnerships with Reeve and three other urban congregations.</w:t>
-        <w:br/>
-        <w:t>Renovations to Reeve's basement last year cost $80,000, Ms. Nelson said. Of that, $20,000 came from Reeve, $10,000 from Bryn Mawr, and the remainder from grants that Bryn Mawr members helped to secure. They also donated books and computers, and helped paint the basement walls sky-blue.</w:t>
-        <w:br/>
-        <w:t>"With their numbers and resources, Bryn Mawr is an important partner, but Reeve is an important partner for Bryn Mawr," Ms. Nelson said.</w:t>
-        <w:br/>
-        <w:t>"I hear of a spiritual hunger from a lot of our members, a need to slow down the pace, and Reeve feeds people spiritually in a way they might not get elsewhere," she said. "Bryn Mawr people often tell me, 'If they can have so much faith without a nickel, surely we can have faith with so much.' "</w:t>
-        <w:br/>
-        <w:br/>
-        <w:t>Notes</w:t>
-        <w:br/>
-        <w:br/>
-        <w:t>Seeking 'The Beloved Community'</w:t>
-        <w:br/>
-        <w:t>Religion and Racial Healing</w:t>
-        <w:br/>
-        <w:t>Third of six parts</w:t>
-        <w:br/>
-        <w:br/>
-        <w:t>Graphic</w:t>
-        <w:br/>
-        <w:br/>
-        <w:t xml:space="preserve"> </w:t>
-        <w:br/>
-        <w:t>PHOTO;</w:t>
-        <w:br/>
-        <w:t>PHOTO</w:t>
-        <w:br/>
-        <w:t>Retha Alyea (left) of Bryn Mawr Presbyterian Church helps Shawn Turner, 10, with math in Reeve Memorial United Presbyterian Church in West Philadelphia.</w:t>
+        <w:t>''Since most of politics occur at the local level, to paraphrase (former House Speaker) Tip O'Neill, Latinos and blacks will be in a stronger position to influence state and local political outcomes,'' she said.</w:t>
       </w:r>
     </w:p>
     <w:sectPr>

--- a/example_articles/states/North Carolina/6.states_North Carolina_Other_publisher.docx
+++ b/example_articles/states/North Carolina/6.states_North Carolina_Other_publisher.docx
@@ -7,11 +7,7 @@
         <w:pStyle w:val="Heading1"/>
       </w:pPr>
       <w:r>
-        <w:t>ECONOMIC OPPORTUNITIES, IMPROVED RACIAL ATTITUDES, FAMILY AND CULTURAL TIES;</w:t>
-        <w:br/>
-        <w:t>GREATLY ACCELERATE THE MIGRATION.;</w:t>
-        <w:br/>
-        <w:t>MORE BLACK AMERICANS MOVING TO SOUTH</w:t>
+        <w:t>ARGUMENT FOR EDWARDS IS VERY CLEAR</w:t>
       </w:r>
     </w:p>
     <w:p>
@@ -21,7 +17,7 @@
     </w:p>
     <w:p>
       <w:r>
-        <w:t>Date: 1998-01-29</w:t>
+        <w:t>Date: 2004-07-29</w:t>
       </w:r>
     </w:p>
     <w:p>
@@ -31,7 +27,7 @@
     </w:p>
     <w:p>
       <w:r>
-        <w:t>Source file: Other publishers/Files (500) (14).DOCX</w:t>
+        <w:t>Source file: Other publishers/Files (500) (11).DOCX</w:t>
       </w:r>
     </w:p>
     <w:p>
@@ -53,51 +49,39 @@
     </w:p>
     <w:p>
       <w:r>
-        <w:t>Black migration to the South from other parts of the country has accelerated dramatically in the 1990s, a new study concludes.</w:t>
+        <w:t>North Carolina Sen. John Edwards last night formally burst onto the national scene as John Kerry's officially nominated running mate with a long list of political attributes: charm, cute kids, a smart, personable spouse, and a persuasive way of speaking.</w:t>
         <w:br/>
-        <w:t>Economic opportunities, improved racial attitudes and longtime cultural and family ties have drawn blacks to the South in record numbers since 1990, according to William Frey, a University of Michigan demographer whose study appears in the February issue of ''Population Today.''</w:t>
+        <w:t xml:space="preserve"> But it wasn't the soaring rhetoric that cheered the delegates at the Democratic National Convention last night. It wasn't bold new ideas. It was the famous Edwards-making-the-case style in plain, easy-to-understand English.</w:t>
         <w:br/>
-        <w:t>The accelerated rate of migration is due largely to black Americans abandoning the West, particularly California, where hopes of economic prosperity and racial tolerance have not been realized, according to Frey's study.</w:t>
+        <w:t>And it went a long way toward explaining how a rich trial lawyer is able to defy stereotypes to persuade working-class Americans he is on their side, insisting he is "fighting ...for families and children against big HMOs and big insurance companies."</w:t>
         <w:br/>
-        <w:t>The study found that Atlanta, for the first time since net black migration to the South was first detected in the early 1970s, has led all other metropolitan areas in total black population gains with 159,830 new black residents since 1990.</w:t>
+        <w:t xml:space="preserve"> Terry McAuliffe, chairman of the Democratic party, could not contain his glee, giving Edwards' performance two jaunty thumbs up. Even Sen. Zell Miller, a Democrat from Georgia who has endorsed President Bush, said it was a "good speech by a good man" although he insisted Edwards can't deliver the South for Kerry, widely seen as a Boston Brahmin, just because he has a southern zip code.</w:t>
         <w:br/>
-        <w:t>''Atlanta is to black America what Harlem was to black America during the great migrations earlier in the century,'' said Raymond Winbush, director of the Race Relations Institute at Fisk University in Nashville.</w:t>
+        <w:t xml:space="preserve"> No consultants had to prepare John Edwards for his speech last night. The jury won't vote until Nov. 2, but Edwards' entire adult life has been a rehearsal for his triumphant arrival at the Democratic Convention as the party's nominee for vice president.</w:t>
         <w:br/>
-        <w:t>''Atlanta is perceived as a place of golden opportunity, with a culture in which African Americans want to raise their kids - just the way California was 20 years ago,'' added Winbush.</w:t>
+        <w:t xml:space="preserve"> If there's one thing the 50-year-old trial lawyer and one-term senator from North Carolina is good at, it's marshalling his facts to extract the maximum emotional impact out of 12 men and women, or, as the John Kerry presidential campaign hopes, 120 million.</w:t>
         <w:br/>
-        <w:t>But David Bositis, the chief researcher at the Center for Political and Economic Studies, the country's leading African American research center, suggested that black migration to the South is merely a part of the overall pattern of Americans seeking economic opportunity in the South.</w:t>
+        <w:t xml:space="preserve"> He argued the Democrats' case for Kerry. And he argued the case for himself.</w:t>
         <w:br/>
-        <w:t>''The South is where it is happening,'' Bositis said. ''That's where the opportunities are. That's where the growth is. So whites, as well as blacks, are migrating there.''</w:t>
+        <w:t xml:space="preserve"> Unlike Tuesday night, when the major networks did not televise the speeches of Teresa Heinz Kerry and the crowd-pleasing keynoter Barack Obama, a U.S. Senate candidate from Illinois, Americans last night could see and hear for themselves the boyish-looking, optimistic man John Kerry chose as his running mate.</w:t>
         <w:br/>
-        <w:t>Black people are leaving the West in the 1990s with the same enthusiasm as they abandoned economically deteriorating cities of the Northeast and Midwest in the 1970s and 1980s, according to Frey.</w:t>
+        <w:t xml:space="preserve"> One reason Kerry tapped Edwards was that he was the last major candidate standing among the 10 Democrats who started the long slog to the White House last year. More important was Edwards' positive outlook. When Kerry's rivals were gleefully bashing him, Edwards held back. Last night Edwards showed that he hopes mainly to take the high road in the fall campaign, as well, offering to give all Americans the same opportunities he had.</w:t>
         <w:br/>
-        <w:t>The willing return of black people to a region that once had the harshest racial segregation laws in the country reflects dramatic improvements in race relations, at least among the middle-class professional blacks and whites who are moving to the region.</w:t>
+        <w:t xml:space="preserve"> "Between now and November -- you, the American people -- you can reject the tired, old, hateful, negative, politics of the past," he said. "And instead you can embrace the politics of hope, the politics of what's possible because this is America, where everything is possible."</w:t>
         <w:br/>
-        <w:t>''There is no doubt that the 1998 political climate (in the South) is less hostile,'' said Julian Bond, a longtime civil rights activist in the South who now lectures at the University of Virginia.</w:t>
+        <w:t xml:space="preserve"> But make no mistake, Edwards' handlers say, he can be as tough as he needs to be, pointing out that Edwards is running for national office after having spent only six years in public office.</w:t>
         <w:br/>
-        <w:t>And for middle-class black professionals, cities like Atlanta seem to offer ''a large and welcoming community of like-minded and equally accomplished blacks'' as well as ''an escape from the stereotypical 'Northern' hurly-burly, unfriendly world of work,'' he added.</w:t>
+        <w:t xml:space="preserve"> Edwards' appeal to working-class Americans may be his strongest asset for Kerry. "What we believe -- what John Kerry and I believe -- is that you should never look down on anybody, that we should lift people up," Edward said last night.Five times he urged the delegates to tell America that "hope is on the way." And he ended with what Americans in the post-9/11 world want to believe -- "tomorrow will always be better than today."</w:t>
         <w:br/>
-        <w:t>Frey's study noted, for example, that the black people who are migrating to the South are moving into suburbs rather than into cities.</w:t>
+        <w:t xml:space="preserve"> The Kerry campaign did not get a significant bounce from putting Edwards on the ticket. And there is concern that he has little foreign policy experience compared to Vice President Dick Cheney, although he has served on the Senate Select Committee on Intelligence. But Edwards was not put on the ticket to buttress Kerry's foreign policy bona fides. He claimed the vice presidential nomination last night because he is expected to energize Democrats, humanize Kerry, and convince a fair number of undecided voters to take another look at the Massachusetts senator.</w:t>
         <w:br/>
-        <w:t>But Bond cautioned that some black people, migrating to a region of familial and cultural ties, may be romanticizing the Southern past as pastoral, peaceful and communitarian.</w:t>
+        <w:t xml:space="preserve"> Last night he got off to a good start.</w:t>
         <w:br/>
-        <w:t>''Sober reflection reveals that past to have been harsh, unforgiving, riven with class divisions and extremely restrictive racially,'' he said.</w:t>
         <w:br/>
-        <w:t>Mary Thornberry, a professor at Davidson University in North Carolina, also cautioned that competition for jobs in the South, particularly among working-class whites, is as likely today as in the past to generate racial hostilities in the region.</w:t>
+        <w:t>Notes</w:t>
         <w:br/>
-        <w:t>''Working-class whites are less welcoming, whatever the class of the newcomers,'' she said. ''Job competition is more real here and the school situation is likely to be tense at best.''</w:t>
         <w:br/>
-        <w:t>The migration of black people to the South also has profound social and political implications for the rest of the country, according to experts. The United States is becoming increasingly diverse ethnically, but minority groups are concentrating regionally.</w:t>
-        <w:br/>
-        <w:t>Frey found, for example, that with the accelerated migration of black people to the South between 1990 and 1996, the region is now home to 53 percent of all African Americans. The West, on the other hand, is home to 45 percent of the nation's Hispanics and 53 percent of its Asians.</w:t>
-        <w:br/>
-        <w:t>''It's not a national picture of diversity by any means,'' Frey said in a telephone interview yesterday. ''Nationally we're diverse, but locally we're quite segmented.''</w:t>
-        <w:br/>
-        <w:t>Bond said this trend could exacerbate racial and ethnic tensions. ''We can't have a diverse America if we geographically separate,'' he said.</w:t>
-        <w:br/>
-        <w:t>But Paula McClain, one of Bond's colleagues at the University of Virginia, said the trend could result in increased political clout for African Americans and Latinos.</w:t>
-        <w:br/>
-        <w:t>''Since most of politics occur at the local level, to paraphrase (former House Speaker) Tip O'Neill, Latinos and blacks will be in a stronger position to influence state and local political outcomes,'' she said.</w:t>
+        <w:t>2004 DEMOCRATIC NATIONAL CONVENTION Ann McFeatters can be reached at amcfeatters@nationalpress.com or 1-202-662-7071.</w:t>
       </w:r>
     </w:p>
     <w:sectPr>

--- a/example_articles/states/North Carolina/6.states_North Carolina_Other_publisher.docx
+++ b/example_articles/states/North Carolina/6.states_North Carolina_Other_publisher.docx
@@ -7,7 +7,7 @@
         <w:pStyle w:val="Heading1"/>
       </w:pPr>
       <w:r>
-        <w:t>ARGUMENT FOR EDWARDS IS VERY CLEAR</w:t>
+        <w:t>Tom Wolfe's 'Ambush' tape strikes a chord against the media</w:t>
       </w:r>
     </w:p>
     <w:p>
@@ -17,17 +17,17 @@
     </w:p>
     <w:p>
       <w:r>
-        <w:t>Date: 2004-07-29</w:t>
+        <w:t>Date: 1997-09-11</w:t>
       </w:r>
     </w:p>
     <w:p>
       <w:r>
-        <w:t>Section: NATIONAL,</w:t>
+        <w:t>Section: LIFE;</w:t>
       </w:r>
     </w:p>
     <w:p>
       <w:r>
-        <w:t>Source file: Other publishers/Files (500) (11).DOCX</w:t>
+        <w:t>Source file: Other publishers/Files (500) (20).DOCX</w:t>
       </w:r>
     </w:p>
     <w:p>
@@ -49,39 +49,127 @@
     </w:p>
     <w:p>
       <w:r>
-        <w:t>North Carolina Sen. John Edwards last night formally burst onto the national scene as John Kerry's officially nominated running mate with a long list of political attributes: charm, cute kids, a smart, personable spouse, and a persuasive way of speaking.</w:t>
+        <w:t>Tom Wolfe's last big novel came out when Ronald Reagan was still</w:t>
         <w:br/>
-        <w:t xml:space="preserve"> But it wasn't the soaring rhetoric that cheered the delegates at the Democratic National Convention last night. It wasn't bold new ideas. It was the famous Edwards-making-the-case style in plain, easy-to-understand English.</w:t>
+        <w:t>president. His monster best seller, The Bonfire of the Vanities,</w:t>
         <w:br/>
-        <w:t>And it went a long way toward explaining how a rich trial lawyer is able to defy stereotypes to persuade working-class Americans he is on their side, insisting he is "fighting ...for families and children against big HMOs and big insurance companies."</w:t>
+        <w:t>captured a time, a place and the public's imagination to an extraordinary</w:t>
         <w:br/>
-        <w:t xml:space="preserve"> Terry McAuliffe, chairman of the Democratic party, could not contain his glee, giving Edwards' performance two jaunty thumbs up. Even Sen. Zell Miller, a Democrat from Georgia who has endorsed President Bush, said it was a "good speech by a good man" although he insisted Edwards can't deliver the South for Kerry, widely seen as a Boston Brahmin, just because he has a southern zip code.</w:t>
+        <w:t>degree.</w:t>
         <w:br/>
-        <w:t xml:space="preserve"> No consultants had to prepare John Edwards for his speech last night. The jury won't vote until Nov. 2, but Edwards' entire adult life has been a rehearsal for his triumphant arrival at the Democratic Convention as the party's nominee for vice president.</w:t>
+        <w:t>This summer, Wolfe has returned to the best-seller list at Publishers</w:t>
         <w:br/>
-        <w:t xml:space="preserve"> If there's one thing the 50-year-old trial lawyer and one-term senator from North Carolina is good at, it's marshalling his facts to extract the maximum emotional impact out of 12 men and women, or, as the John Kerry presidential campaign hopes, 120 million.</w:t>
+        <w:t>Weekly. But his latest offering, Ambush at Fort Bragg (Bantam,</w:t>
         <w:br/>
-        <w:t xml:space="preserve"> He argued the Democrats' case for Kerry. And he argued the case for himself.</w:t>
+        <w:t>$ 21.95), is on the current audio fiction best-seller list at No.</w:t>
         <w:br/>
-        <w:t xml:space="preserve"> Unlike Tuesday night, when the major networks did not televise the speeches of Teresa Heinz Kerry and the crowd-pleasing keynoter Barack Obama, a U.S. Senate candidate from Illinois, Americans last night could see and hear for themselves the boyish-looking, optimistic man John Kerry chose as his running mate.</w:t>
+        <w:t>7. First published in Rolling Stone, the novella is not</w:t>
         <w:br/>
-        <w:t xml:space="preserve"> One reason Kerry tapped Edwards was that he was the last major candidate standing among the 10 Democrats who started the long slog to the White House last year. More important was Edwards' positive outlook. When Kerry's rivals were gleefully bashing him, Edwards held back. Last night Edwards showed that he hopes mainly to take the high road in the fall campaign, as well, offering to give all Americans the same opportunities he had.</w:t>
+        <w:t>available in book form in English, although it has been published</w:t>
         <w:br/>
-        <w:t xml:space="preserve"> "Between now and November -- you, the American people -- you can reject the tired, old, hateful, negative, politics of the past," he said. "And instead you can embrace the politics of hope, the politics of what's possible because this is America, where everything is possible."</w:t>
+        <w:t>as a book in France and Spain.</w:t>
         <w:br/>
-        <w:t xml:space="preserve"> But make no mistake, Edwards' handlers say, he can be as tough as he needs to be, pointing out that Edwards is running for national office after having spent only six years in public office.</w:t>
+        <w:t>Wolfe denies that this is the literary equivalent of going straight</w:t>
         <w:br/>
-        <w:t xml:space="preserve"> Edwards' appeal to working-class Americans may be his strongest asset for Kerry. "What we believe -- what John Kerry and I believe -- is that you should never look down on anybody, that we should lift people up," Edward said last night.Five times he urged the delegates to tell America that "hope is on the way." And he ended with what Americans in the post-9/11 world want to believe -- "tomorrow will always be better than today."</w:t>
+        <w:t>to video. Rather, he says, his publisher "did not think (Ambush)</w:t>
         <w:br/>
-        <w:t xml:space="preserve"> The Kerry campaign did not get a significant bounce from putting Edwards on the ticket. And there is concern that he has little foreign policy experience compared to Vice President Dick Cheney, although he has served on the Senate Select Committee on Intelligence. But Edwards was not put on the ticket to buttress Kerry's foreign policy bona fides. He claimed the vice presidential nomination last night because he is expected to energize Democrats, humanize Kerry, and convince a fair number of undecided voters to take another look at the Massachusetts senator.</w:t>
+        <w:t>would be a good book to publish as my first since Bonfire of</w:t>
         <w:br/>
-        <w:t xml:space="preserve"> Last night he got off to a good start.</w:t>
+        <w:t>the Vanities." Ambush at Fort Bragg started out as</w:t>
+        <w:br/>
+        <w:t>the prologue -- now eliminated -- to Wolfe's much-anticipated</w:t>
+        <w:br/>
+        <w:t>new novel, which he hopes to complete by November.</w:t>
+        <w:br/>
+        <w:t>The Ambush audiotape describes what happens when a profoundly</w:t>
+        <w:br/>
+        <w:t>ambitious, mightily miserable New York television producer starts</w:t>
+        <w:br/>
+        <w:t>tracking a trio of homophobic soldiers at Fort Bragg who may have</w:t>
+        <w:br/>
+        <w:t>killed a fellow soldier for being gay. Read by actor Edward Norton,</w:t>
+        <w:br/>
+        <w:t>the tape takes no prisoners as it eviscerates the hypocrisy of</w:t>
+        <w:br/>
+        <w:t>television news amid the raucous reality of modern soldiering.</w:t>
+        <w:br/>
+        <w:t>Strip joints, porn videos, raw bigotry and teen-age rednecks all</w:t>
+        <w:br/>
+        <w:t>are on display.</w:t>
+        <w:br/>
+        <w:t>The audiotape took a beating in The Washington Post, which</w:t>
+        <w:br/>
+        <w:t>asked if Wolfe "had completely lost it" and called the tape</w:t>
+        <w:br/>
+        <w:t>a "screed."</w:t>
+        <w:br/>
+        <w:t>Reached on Long Island, Wolfe responds to the Post's charge</w:t>
+        <w:br/>
+        <w:t>that Ambush at Fort Bragg condones homophobia by noting</w:t>
+        <w:br/>
+        <w:t>that some people's "politically correct antennae have enormous</w:t>
+        <w:br/>
+        <w:t>radar dishes." Moreover, while the soldier's diatribe against</w:t>
+        <w:br/>
+        <w:t>gays in the military is delivered in earthy language, Wolfe states</w:t>
+        <w:br/>
+        <w:t>that it is simply a retelling of the standard argument against</w:t>
+        <w:br/>
+        <w:t>gays in the military. Fighting units need a cohesive sense of</w:t>
+        <w:br/>
+        <w:t>group in order to risk death. By adding gays -- or women -- you</w:t>
+        <w:br/>
+        <w:t>dilute the unit's effectiveness. (Wolfe has never served in the</w:t>
+        <w:br/>
+        <w:t>military, but he was familiar with Fort Bragg because his mother</w:t>
+        <w:br/>
+        <w:t>lived nearby in Southern Pines.) The piece, he notes, was published</w:t>
+        <w:br/>
+        <w:t>in Rolling Stone -- "not a conservative publication."</w:t>
+        <w:br/>
+        <w:t>What interested Wolfe was not the issue of gays in the military</w:t>
+        <w:br/>
+        <w:t>but rather TV. "It's typical of television coverage not to give</w:t>
+        <w:br/>
+        <w:t>the devil his due," says Wolfe, the devil in this case being</w:t>
+        <w:br/>
+        <w:t>the homophobic soldier. Quite simply, the producer knows exactly</w:t>
+        <w:br/>
+        <w:t>the story he wants and goes after it. The three soldiers had served</w:t>
+        <w:br/>
+        <w:t>in Somalia and end up ambushing him, but those facts never make</w:t>
+        <w:br/>
+        <w:t>it on air.</w:t>
+        <w:br/>
+        <w:t>In conversation, Wolfe, 67, displays his Southern manners. But</w:t>
+        <w:br/>
+        <w:t>his writing has always possessed an unforgiving edge. Yes, he</w:t>
+        <w:br/>
+        <w:t>says, "there are subjects which are quite sensitive . . . particularly</w:t>
+        <w:br/>
+        <w:t>anything to do with ethnic fiction." But if you're going to write</w:t>
+        <w:br/>
+        <w:t>about contemporary society, "you can't really accurately portray</w:t>
+        <w:br/>
+        <w:t>what is happening until you are willing to get into these subjects."</w:t>
+        <w:br/>
+        <w:t>When asked about his new novel, which will be at least as long</w:t>
+        <w:br/>
+        <w:t>as Bonfire, Wolfe says it explores "real estate development,</w:t>
+        <w:br/>
+        <w:t>Atlanta, banking, bankruptcy," adding, "There's a certain amount</w:t>
+        <w:br/>
+        <w:t>of working-class life presented. . . . There's even a bit of religion</w:t>
+        <w:br/>
+        <w:t>in the mix."</w:t>
         <w:br/>
         <w:br/>
-        <w:t>Notes</w:t>
+        <w:t>Graphic</w:t>
         <w:br/>
         <w:br/>
-        <w:t>2004 DEMOCRATIC NATIONAL CONVENTION Ann McFeatters can be reached at amcfeatters@nationalpress.com or 1-202-662-7071.</w:t>
+        <w:t xml:space="preserve"> </w:t>
+        <w:br/>
+        <w:t>PHOTO, b/w, Jacques Lowe; PHOTO, b/w</w:t>
       </w:r>
     </w:p>
     <w:sectPr>

--- a/example_articles/states/North Carolina/6.states_North Carolina_Other_publisher.docx
+++ b/example_articles/states/North Carolina/6.states_North Carolina_Other_publisher.docx
@@ -7,7 +7,7 @@
         <w:pStyle w:val="Heading1"/>
       </w:pPr>
       <w:r>
-        <w:t>Tom Wolfe's 'Ambush' tape strikes a chord against the media</w:t>
+        <w:t>ARGUMENT FOR EDWARDS IS VERY CLEAR</w:t>
       </w:r>
     </w:p>
     <w:p>
@@ -17,17 +17,17 @@
     </w:p>
     <w:p>
       <w:r>
-        <w:t>Date: 1997-09-11</w:t>
+        <w:t>Date: 2004-07-29</w:t>
       </w:r>
     </w:p>
     <w:p>
       <w:r>
-        <w:t>Section: LIFE;</w:t>
+        <w:t>Section: NATIONAL,</w:t>
       </w:r>
     </w:p>
     <w:p>
       <w:r>
-        <w:t>Source file: Other publishers/Files (500) (20).DOCX</w:t>
+        <w:t>Source file: Other publishers/Files (500) (11).DOCX</w:t>
       </w:r>
     </w:p>
     <w:p>
@@ -49,127 +49,39 @@
     </w:p>
     <w:p>
       <w:r>
-        <w:t>Tom Wolfe's last big novel came out when Ronald Reagan was still</w:t>
+        <w:t>North Carolina Sen. John Edwards last night formally burst onto the national scene as John Kerry's officially nominated running mate with a long list of political attributes: charm, cute kids, a smart, personable spouse, and a persuasive way of speaking.</w:t>
         <w:br/>
-        <w:t>president. His monster best seller, The Bonfire of the Vanities,</w:t>
+        <w:t xml:space="preserve"> But it wasn't the soaring rhetoric that cheered the delegates at the Democratic National Convention last night. It wasn't bold new ideas. It was the famous Edwards-making-the-case style in plain, easy-to-understand English.</w:t>
         <w:br/>
-        <w:t>captured a time, a place and the public's imagination to an extraordinary</w:t>
+        <w:t>And it went a long way toward explaining how a rich trial lawyer is able to defy stereotypes to persuade working-class Americans he is on their side, insisting he is "fighting ...for families and children against big HMOs and big insurance companies."</w:t>
         <w:br/>
-        <w:t>degree.</w:t>
+        <w:t xml:space="preserve"> Terry McAuliffe, chairman of the Democratic party, could not contain his glee, giving Edwards' performance two jaunty thumbs up. Even Sen. Zell Miller, a Democrat from Georgia who has endorsed President Bush, said it was a "good speech by a good man" although he insisted Edwards can't deliver the South for Kerry, widely seen as a Boston Brahmin, just because he has a southern zip code.</w:t>
         <w:br/>
-        <w:t>This summer, Wolfe has returned to the best-seller list at Publishers</w:t>
+        <w:t xml:space="preserve"> No consultants had to prepare John Edwards for his speech last night. The jury won't vote until Nov. 2, but Edwards' entire adult life has been a rehearsal for his triumphant arrival at the Democratic Convention as the party's nominee for vice president.</w:t>
         <w:br/>
-        <w:t>Weekly. But his latest offering, Ambush at Fort Bragg (Bantam,</w:t>
+        <w:t xml:space="preserve"> If there's one thing the 50-year-old trial lawyer and one-term senator from North Carolina is good at, it's marshalling his facts to extract the maximum emotional impact out of 12 men and women, or, as the John Kerry presidential campaign hopes, 120 million.</w:t>
         <w:br/>
-        <w:t>$ 21.95), is on the current audio fiction best-seller list at No.</w:t>
+        <w:t xml:space="preserve"> He argued the Democrats' case for Kerry. And he argued the case for himself.</w:t>
         <w:br/>
-        <w:t>7. First published in Rolling Stone, the novella is not</w:t>
+        <w:t xml:space="preserve"> Unlike Tuesday night, when the major networks did not televise the speeches of Teresa Heinz Kerry and the crowd-pleasing keynoter Barack Obama, a U.S. Senate candidate from Illinois, Americans last night could see and hear for themselves the boyish-looking, optimistic man John Kerry chose as his running mate.</w:t>
         <w:br/>
-        <w:t>available in book form in English, although it has been published</w:t>
+        <w:t xml:space="preserve"> One reason Kerry tapped Edwards was that he was the last major candidate standing among the 10 Democrats who started the long slog to the White House last year. More important was Edwards' positive outlook. When Kerry's rivals were gleefully bashing him, Edwards held back. Last night Edwards showed that he hopes mainly to take the high road in the fall campaign, as well, offering to give all Americans the same opportunities he had.</w:t>
         <w:br/>
-        <w:t>as a book in France and Spain.</w:t>
+        <w:t xml:space="preserve"> "Between now and November -- you, the American people -- you can reject the tired, old, hateful, negative, politics of the past," he said. "And instead you can embrace the politics of hope, the politics of what's possible because this is America, where everything is possible."</w:t>
         <w:br/>
-        <w:t>Wolfe denies that this is the literary equivalent of going straight</w:t>
+        <w:t xml:space="preserve"> But make no mistake, Edwards' handlers say, he can be as tough as he needs to be, pointing out that Edwards is running for national office after having spent only six years in public office.</w:t>
         <w:br/>
-        <w:t>to video. Rather, he says, his publisher "did not think (Ambush)</w:t>
+        <w:t xml:space="preserve"> Edwards' appeal to working-class Americans may be his strongest asset for Kerry. "What we believe -- what John Kerry and I believe -- is that you should never look down on anybody, that we should lift people up," Edward said last night.Five times he urged the delegates to tell America that "hope is on the way." And he ended with what Americans in the post-9/11 world want to believe -- "tomorrow will always be better than today."</w:t>
         <w:br/>
-        <w:t>would be a good book to publish as my first since Bonfire of</w:t>
+        <w:t xml:space="preserve"> The Kerry campaign did not get a significant bounce from putting Edwards on the ticket. And there is concern that he has little foreign policy experience compared to Vice President Dick Cheney, although he has served on the Senate Select Committee on Intelligence. But Edwards was not put on the ticket to buttress Kerry's foreign policy bona fides. He claimed the vice presidential nomination last night because he is expected to energize Democrats, humanize Kerry, and convince a fair number of undecided voters to take another look at the Massachusetts senator.</w:t>
         <w:br/>
-        <w:t>the Vanities." Ambush at Fort Bragg started out as</w:t>
-        <w:br/>
-        <w:t>the prologue -- now eliminated -- to Wolfe's much-anticipated</w:t>
-        <w:br/>
-        <w:t>new novel, which he hopes to complete by November.</w:t>
-        <w:br/>
-        <w:t>The Ambush audiotape describes what happens when a profoundly</w:t>
-        <w:br/>
-        <w:t>ambitious, mightily miserable New York television producer starts</w:t>
-        <w:br/>
-        <w:t>tracking a trio of homophobic soldiers at Fort Bragg who may have</w:t>
-        <w:br/>
-        <w:t>killed a fellow soldier for being gay. Read by actor Edward Norton,</w:t>
-        <w:br/>
-        <w:t>the tape takes no prisoners as it eviscerates the hypocrisy of</w:t>
-        <w:br/>
-        <w:t>television news amid the raucous reality of modern soldiering.</w:t>
-        <w:br/>
-        <w:t>Strip joints, porn videos, raw bigotry and teen-age rednecks all</w:t>
-        <w:br/>
-        <w:t>are on display.</w:t>
-        <w:br/>
-        <w:t>The audiotape took a beating in The Washington Post, which</w:t>
-        <w:br/>
-        <w:t>asked if Wolfe "had completely lost it" and called the tape</w:t>
-        <w:br/>
-        <w:t>a "screed."</w:t>
-        <w:br/>
-        <w:t>Reached on Long Island, Wolfe responds to the Post's charge</w:t>
-        <w:br/>
-        <w:t>that Ambush at Fort Bragg condones homophobia by noting</w:t>
-        <w:br/>
-        <w:t>that some people's "politically correct antennae have enormous</w:t>
-        <w:br/>
-        <w:t>radar dishes." Moreover, while the soldier's diatribe against</w:t>
-        <w:br/>
-        <w:t>gays in the military is delivered in earthy language, Wolfe states</w:t>
-        <w:br/>
-        <w:t>that it is simply a retelling of the standard argument against</w:t>
-        <w:br/>
-        <w:t>gays in the military. Fighting units need a cohesive sense of</w:t>
-        <w:br/>
-        <w:t>group in order to risk death. By adding gays -- or women -- you</w:t>
-        <w:br/>
-        <w:t>dilute the unit's effectiveness. (Wolfe has never served in the</w:t>
-        <w:br/>
-        <w:t>military, but he was familiar with Fort Bragg because his mother</w:t>
-        <w:br/>
-        <w:t>lived nearby in Southern Pines.) The piece, he notes, was published</w:t>
-        <w:br/>
-        <w:t>in Rolling Stone -- "not a conservative publication."</w:t>
-        <w:br/>
-        <w:t>What interested Wolfe was not the issue of gays in the military</w:t>
-        <w:br/>
-        <w:t>but rather TV. "It's typical of television coverage not to give</w:t>
-        <w:br/>
-        <w:t>the devil his due," says Wolfe, the devil in this case being</w:t>
-        <w:br/>
-        <w:t>the homophobic soldier. Quite simply, the producer knows exactly</w:t>
-        <w:br/>
-        <w:t>the story he wants and goes after it. The three soldiers had served</w:t>
-        <w:br/>
-        <w:t>in Somalia and end up ambushing him, but those facts never make</w:t>
-        <w:br/>
-        <w:t>it on air.</w:t>
-        <w:br/>
-        <w:t>In conversation, Wolfe, 67, displays his Southern manners. But</w:t>
-        <w:br/>
-        <w:t>his writing has always possessed an unforgiving edge. Yes, he</w:t>
-        <w:br/>
-        <w:t>says, "there are subjects which are quite sensitive . . . particularly</w:t>
-        <w:br/>
-        <w:t>anything to do with ethnic fiction." But if you're going to write</w:t>
-        <w:br/>
-        <w:t>about contemporary society, "you can't really accurately portray</w:t>
-        <w:br/>
-        <w:t>what is happening until you are willing to get into these subjects."</w:t>
-        <w:br/>
-        <w:t>When asked about his new novel, which will be at least as long</w:t>
-        <w:br/>
-        <w:t>as Bonfire, Wolfe says it explores "real estate development,</w:t>
-        <w:br/>
-        <w:t>Atlanta, banking, bankruptcy," adding, "There's a certain amount</w:t>
-        <w:br/>
-        <w:t>of working-class life presented. . . . There's even a bit of religion</w:t>
-        <w:br/>
-        <w:t>in the mix."</w:t>
+        <w:t xml:space="preserve"> Last night he got off to a good start.</w:t>
         <w:br/>
         <w:br/>
-        <w:t>Graphic</w:t>
+        <w:t>Notes</w:t>
         <w:br/>
         <w:br/>
-        <w:t xml:space="preserve"> </w:t>
-        <w:br/>
-        <w:t>PHOTO, b/w, Jacques Lowe; PHOTO, b/w</w:t>
+        <w:t>2004 DEMOCRATIC NATIONAL CONVENTION Ann McFeatters can be reached at amcfeatters@nationalpress.com or 1-202-662-7071.</w:t>
       </w:r>
     </w:p>
     <w:sectPr>
